--- a/docs/paper/v18/E-Panchayat-Research-Paper-IEEE-v18.docx
+++ b/docs/paper/v18/E-Panchayat-Research-Paper-IEEE-v18.docx
@@ -14297,7 +14297,7 @@
           <w:sz w:val="16"/>
           <w:szCs w:val="16"/>
         </w:rPr>
-        <w:t>, vol. 20, no. 5, pp. 1–13, 2004.</w:t>
+        <w:t>, vol. 20, no. 5, pp. 1–13, 2005.</w:t>
       </w:r>
     </w:p>
     <w:p>
@@ -14577,7 +14577,7 @@
           <w:sz w:val="16"/>
           <w:szCs w:val="16"/>
         </w:rPr>
-        <w:t>, 2020, pp. 6769–6781.</w:t>
+        <w:t>, 2020, pp. 6769–6781, doi: 10.18653/v1/2020.emnlp-main.550.</w:t>
       </w:r>
     </w:p>
     <w:p>
